--- a/docs/distribution/RELEASE_NOTES_v0.27.2.docx
+++ b/docs/distribution/RELEASE_NOTES_v0.27.2.docx
@@ -2,7 +2,7 @@
 <file path=word/document.xml><?xml version="1.0" encoding="utf-8"?>
 <w:document xmlns:w="http://schemas.openxmlformats.org/wordprocessingml/2006/main" xmlns:m="http://schemas.openxmlformats.org/officeDocument/2006/math" xmlns:r="http://schemas.openxmlformats.org/officeDocument/2006/relationships" xmlns:o="urn:schemas-microsoft-com:office:office" xmlns:v="urn:schemas-microsoft-com:vml" xmlns:w10="urn:schemas-microsoft-com:office:word" xmlns:a="http://schemas.openxmlformats.org/drawingml/2006/main" xmlns:pic="http://schemas.openxmlformats.org/drawingml/2006/picture" xmlns:wp="http://schemas.openxmlformats.org/drawingml/2006/wordprocessingDrawing">
   <w:body>
-    <w:bookmarkStart w:id="16" w:name="all-translation-tool-release-notes"/>
+    <w:bookmarkStart w:id="17" w:name="all-translation-tool-release-notes"/>
     <w:p>
       <w:pPr>
         <w:pStyle w:val="Heading1"/>
@@ -840,7 +840,189 @@
       </w:r>
     </w:p>
     <w:bookmarkEnd w:id="15"/>
+    <w:bookmarkStart w:id="16" w:name="added-after-the-initial-notes-august-11"/>
+    <w:p>
+      <w:pPr>
+        <w:pStyle w:val="Heading2"/>
+      </w:pPr>
+      <w:r>
+        <w:t xml:space="preserve">Added after the initial notes (August 11)</w:t>
+      </w:r>
+    </w:p>
+    <w:p>
+      <w:pPr>
+        <w:pStyle w:val="Compact"/>
+        <w:numPr>
+          <w:ilvl w:val="0"/>
+          <w:numId w:val="1007"/>
+        </w:numPr>
+      </w:pPr>
+      <w:r>
+        <w:rPr>
+          <w:b/>
+          <w:bCs/>
+        </w:rPr>
+        <w:t xml:space="preserve">Teaching moments</w:t>
+      </w:r>
+      <w:r>
+        <w:t xml:space="preserve">: entry cards link to Geshe Michael teaching</w:t>
+      </w:r>
+      <w:r>
+        <w:t xml:space="preserve"> </w:t>
+      </w:r>
+      <w:r>
+        <w:t xml:space="preserve">the term in recorded classes — timecoded, machine-located from</w:t>
+      </w:r>
+      <w:r>
+        <w:t xml:space="preserve"> </w:t>
+      </w:r>
+      <w:r>
+        <w:t xml:space="preserve">class captions (Diamond Cutter Classics channel, harvested with</w:t>
+      </w:r>
+      <w:r>
+        <w:t xml:space="preserve"> </w:t>
+      </w:r>
+      <w:r>
+        <w:t xml:space="preserve">authorization), with a spoken-Tibetan tier matched on his own</w:t>
+      </w:r>
+      <w:r>
+        <w:t xml:space="preserve"> </w:t>
+      </w:r>
+      <w:r>
+        <w:t xml:space="preserve">pronunciation convention.</w:t>
+      </w:r>
+      <w:r>
+        <w:t xml:space="preserve"> </w:t>
+      </w:r>
+      <w:r>
+        <w:t xml:space="preserve">“Teachings for this text…”</w:t>
+      </w:r>
+      <w:r>
+        <w:t xml:space="preserve"> </w:t>
+      </w:r>
+      <w:r>
+        <w:t xml:space="preserve">(Overlay →</w:t>
+      </w:r>
+      <w:r>
+        <w:t xml:space="preserve"> </w:t>
+      </w:r>
+      <w:r>
+        <w:t xml:space="preserve">REVIEW) reports every taught term in a loaded text.</w:t>
+      </w:r>
+    </w:p>
+    <w:p>
+      <w:pPr>
+        <w:pStyle w:val="Compact"/>
+        <w:numPr>
+          <w:ilvl w:val="0"/>
+          <w:numId w:val="1007"/>
+        </w:numPr>
+      </w:pPr>
+      <w:r>
+        <w:rPr>
+          <w:b/>
+          <w:bCs/>
+        </w:rPr>
+        <w:t xml:space="preserve">Das 1902 in-app</w:t>
+      </w:r>
+      <w:r>
+        <w:t xml:space="preserve">: every card links to Sarat Chandra Das’s</w:t>
+      </w:r>
+      <w:r>
+        <w:t xml:space="preserve"> </w:t>
+      </w:r>
+      <w:r>
+        <w:t xml:space="preserve">dictionary, opening inside the app at approximately the entry’s</w:t>
+      </w:r>
+      <w:r>
+        <w:t xml:space="preserve"> </w:t>
+      </w:r>
+      <w:r>
+        <w:t xml:space="preserve">page (from the team’s own bookmarked PDF; public domain).</w:t>
+      </w:r>
+    </w:p>
+    <w:p>
+      <w:pPr>
+        <w:pStyle w:val="Compact"/>
+        <w:numPr>
+          <w:ilvl w:val="0"/>
+          <w:numId w:val="1007"/>
+        </w:numPr>
+      </w:pPr>
+      <w:r>
+        <w:rPr>
+          <w:b/>
+          <w:bCs/>
+        </w:rPr>
+        <w:t xml:space="preserve">Woodblock illustration gallery</w:t>
+      </w:r>
+      <w:r>
+        <w:t xml:space="preserve">: single-folio overlay, whole-</w:t>
+      </w:r>
+      <w:r>
+        <w:t xml:space="preserve"> </w:t>
+      </w:r>
+      <w:r>
+        <w:t xml:space="preserve">folder gallery with crop export, and cached-volume search from</w:t>
+      </w:r>
+      <w:r>
+        <w:t xml:space="preserve"> </w:t>
+      </w:r>
+      <w:r>
+        <w:t xml:space="preserve">the Overlay.</w:t>
+      </w:r>
+    </w:p>
+    <w:p>
+      <w:pPr>
+        <w:pStyle w:val="Compact"/>
+        <w:numPr>
+          <w:ilvl w:val="0"/>
+          <w:numId w:val="1007"/>
+        </w:numPr>
+      </w:pPr>
+      <w:r>
+        <w:rPr>
+          <w:b/>
+          <w:bCs/>
+        </w:rPr>
+        <w:t xml:space="preserve">Idioms register</w:t>
+      </w:r>
+      <w:r>
+        <w:t xml:space="preserve">: proposed/approved idiom badges on cards;</w:t>
+      </w:r>
+      <w:r>
+        <w:t xml:space="preserve"> </w:t>
+      </w:r>
+      <w:r>
+        <w:t xml:space="preserve">idiom proposal kind; Approval filter.</w:t>
+      </w:r>
+    </w:p>
+    <w:p>
+      <w:pPr>
+        <w:pStyle w:val="Compact"/>
+        <w:numPr>
+          <w:ilvl w:val="0"/>
+          <w:numId w:val="1007"/>
+        </w:numPr>
+      </w:pPr>
+      <w:r>
+        <w:t xml:space="preserve">Spelling doubts refined (folio markers and dictionary-attested</w:t>
+      </w:r>
+      <w:r>
+        <w:t xml:space="preserve"> </w:t>
+      </w:r>
+      <w:r>
+        <w:t xml:space="preserve">forms excluded); full-library open sweep recorded (2,716/2,716);</w:t>
+      </w:r>
+      <w:r>
+        <w:t xml:space="preserve"> </w:t>
+      </w:r>
+      <w:r>
+        <w:t xml:space="preserve">self-test now 84 checks.</w:t>
+      </w:r>
+    </w:p>
     <w:bookmarkEnd w:id="16"/>
+    <w:bookmarkEnd w:id="17"/>
     <w:sectPr>
       <w:footnotePr>
         <w:numRestart w:val="eachSect"/>
@@ -1073,6 +1255,9 @@
     <w:abstractNumId w:val="991"/>
   </w:num>
   <w:num w:numId="1006">
+    <w:abstractNumId w:val="991"/>
+  </w:num>
+  <w:num w:numId="1007">
     <w:abstractNumId w:val="991"/>
   </w:num>
 </w:numbering>
